--- a/SE-Assessments-1/Section-A/Session-6.docx
+++ b/SE-Assessments-1/Section-A/Session-6.docx
@@ -7,8 +7,8 @@
         <w:rPr>
           <w:b/>
           <w:bCs/>
-          <w:sz w:val="28"/>
-          <w:szCs w:val="28"/>
+          <w:sz w:val="32"/>
+          <w:szCs w:val="32"/>
         </w:rPr>
       </w:pPr>
       <w:r>
@@ -18,7 +18,7 @@
           <w:sz w:val="32"/>
           <w:szCs w:val="32"/>
         </w:rPr>
-        <w:t>SCENARIO</w:t>
+        <w:t>Section-A</w:t>
       </w:r>
       <w:r>
         <w:rPr>
@@ -27,26 +27,9 @@
           <w:sz w:val="32"/>
           <w:szCs w:val="32"/>
         </w:rPr>
-        <w:t>:</w:t>
-      </w:r>
-      <w:r>
-        <w:rPr>
-          <w:sz w:val="28"/>
-          <w:szCs w:val="28"/>
-        </w:rPr>
-        <w:t xml:space="preserve"> </w:t>
-      </w:r>
-      <w:r>
-        <w:rPr>
-          <w:b/>
-          <w:bCs/>
-          <w:sz w:val="28"/>
-          <w:szCs w:val="28"/>
-        </w:rPr>
-        <w:t xml:space="preserve">You are debugging a C program that uses a pointer to traverse a string entered by the user. The program works correctly when the user types a name, but crashes immediately when the input field is left empty (the user just presses Enter). </w:t>
-      </w:r>
-    </w:p>
-    <w:p/>
+        <w:t>(6)</w:t>
+      </w:r>
+    </w:p>
     <w:p>
       <w:pPr>
         <w:rPr>
@@ -63,33 +46,43 @@
           <w:sz w:val="32"/>
           <w:szCs w:val="32"/>
         </w:rPr>
-        <w:t>Question:</w:t>
-      </w:r>
-      <w:r>
-        <w:rPr>
-          <w:sz w:val="32"/>
-          <w:szCs w:val="32"/>
-        </w:rPr>
-        <w:t xml:space="preserve"> </w:t>
-      </w:r>
-      <w:r>
-        <w:rPr>
-          <w:b/>
-          <w:bCs/>
-          <w:sz w:val="28"/>
-          <w:szCs w:val="28"/>
-        </w:rPr>
-        <w:t>Explain why the program crashes on an empty string input and describe the check your pointer-based solution must perform before dereferencing the pointer. How does traversing a string using a pointer differ from traversing it using array index notation, and which approach makes the empty-input bug easier to catch?</w:t>
-      </w:r>
-    </w:p>
-    <w:p>
-      <w:pPr>
+        <w:t>SCENARIO</w:t>
+      </w:r>
+      <w:r>
         <w:rPr>
           <w:b/>
           <w:bCs/>
           <w:sz w:val="32"/>
           <w:szCs w:val="32"/>
         </w:rPr>
+        <w:t>:</w:t>
+      </w:r>
+      <w:r>
+        <w:rPr>
+          <w:sz w:val="28"/>
+          <w:szCs w:val="28"/>
+        </w:rPr>
+        <w:t xml:space="preserve"> </w:t>
+      </w:r>
+      <w:r>
+        <w:rPr>
+          <w:b/>
+          <w:bCs/>
+          <w:sz w:val="28"/>
+          <w:szCs w:val="28"/>
+        </w:rPr>
+        <w:t xml:space="preserve">You are debugging a C program that uses a pointer to traverse a string entered by the user. The program works correctly when the user types a name, but crashes immediately when the input field is left empty (the user just presses Enter). </w:t>
+      </w:r>
+    </w:p>
+    <w:p/>
+    <w:p>
+      <w:pPr>
+        <w:rPr>
+          <w:b/>
+          <w:bCs/>
+          <w:sz w:val="28"/>
+          <w:szCs w:val="28"/>
+        </w:rPr>
       </w:pPr>
       <w:r>
         <w:rPr>
@@ -98,81 +91,116 @@
           <w:sz w:val="32"/>
           <w:szCs w:val="32"/>
         </w:rPr>
-        <w:t>Ans:</w:t>
-      </w:r>
-    </w:p>
-    <w:p>
-      <w:pPr>
+        <w:t>Question:</w:t>
+      </w:r>
+      <w:r>
+        <w:rPr>
+          <w:sz w:val="32"/>
+          <w:szCs w:val="32"/>
+        </w:rPr>
+        <w:t xml:space="preserve"> </w:t>
+      </w:r>
+      <w:r>
         <w:rPr>
           <w:b/>
           <w:bCs/>
           <w:sz w:val="28"/>
           <w:szCs w:val="28"/>
-          <w:u w:val="single"/>
-        </w:rPr>
-      </w:pPr>
-      <w:r>
+        </w:rPr>
+        <w:t>Explain why the program crashes on an empty string input and describe the check your pointer-based solution must perform before dereferencing the pointer. How does traversing a string using a pointer differ from traversing it using array index notation, and which approach makes the empty-input bug easier to catch?</w:t>
+      </w:r>
+    </w:p>
+    <w:p>
+      <w:pPr>
         <w:rPr>
           <w:b/>
           <w:bCs/>
-          <w:sz w:val="28"/>
-          <w:szCs w:val="28"/>
-          <w:u w:val="single"/>
-        </w:rPr>
-        <w:t>Why the Program Crashes</w:t>
-      </w:r>
-    </w:p>
-    <w:p>
-      <w:pPr>
-        <w:rPr>
-          <w:sz w:val="28"/>
-          <w:szCs w:val="28"/>
-        </w:rPr>
-      </w:pPr>
-      <w:r>
-        <w:rPr>
-          <w:sz w:val="28"/>
-          <w:szCs w:val="28"/>
-        </w:rPr>
-        <w:t>In C, an empty string is still a valid string—it contains only the </w:t>
-      </w:r>
+          <w:sz w:val="32"/>
+          <w:szCs w:val="32"/>
+        </w:rPr>
+      </w:pPr>
       <w:r>
         <w:rPr>
           <w:b/>
           <w:bCs/>
-          <w:sz w:val="28"/>
-          <w:szCs w:val="28"/>
-        </w:rPr>
-        <w:t>null terminator </w:t>
-      </w:r>
-      <w:r>
-        <w:rPr>
-          <w:sz w:val="28"/>
-          <w:szCs w:val="28"/>
-        </w:rPr>
-        <w:t>'\0'. The problem occurs if the pointer is invalid, for example if it is NULL, or if the program assumes there is a character to access without checking.</w:t>
-      </w:r>
-    </w:p>
-    <w:p>
-      <w:pPr>
-        <w:rPr>
-          <w:sz w:val="28"/>
-          <w:szCs w:val="28"/>
-        </w:rPr>
-      </w:pPr>
-      <w:r>
-        <w:rPr>
-          <w:sz w:val="28"/>
-          <w:szCs w:val="28"/>
-        </w:rPr>
-        <w:t>A pointer-based solution should </w:t>
-      </w:r>
-      <w:r>
+          <w:sz w:val="32"/>
+          <w:szCs w:val="32"/>
+        </w:rPr>
+        <w:t>Ans:</w:t>
+      </w:r>
+    </w:p>
+    <w:p>
+      <w:pPr>
         <w:rPr>
           <w:b/>
           <w:bCs/>
           <w:sz w:val="28"/>
           <w:szCs w:val="28"/>
+          <w:u w:val="single"/>
+        </w:rPr>
+      </w:pPr>
+      <w:r>
+        <w:rPr>
+          <w:b/>
+          <w:bCs/>
+          <w:sz w:val="28"/>
+          <w:szCs w:val="28"/>
+          <w:u w:val="single"/>
+        </w:rPr>
+        <w:t>Why the Program Crashes</w:t>
+      </w:r>
+    </w:p>
+    <w:p>
+      <w:pPr>
+        <w:rPr>
+          <w:sz w:val="28"/>
+          <w:szCs w:val="28"/>
+        </w:rPr>
+      </w:pPr>
+      <w:r>
+        <w:rPr>
+          <w:sz w:val="28"/>
+          <w:szCs w:val="28"/>
+        </w:rPr>
+        <w:t>In C, an empty string is still a valid string—it contains only the </w:t>
+      </w:r>
+      <w:r>
+        <w:rPr>
+          <w:b/>
+          <w:bCs/>
+          <w:sz w:val="28"/>
+          <w:szCs w:val="28"/>
+        </w:rPr>
+        <w:t>null terminator </w:t>
+      </w:r>
+      <w:r>
+        <w:rPr>
+          <w:sz w:val="28"/>
+          <w:szCs w:val="28"/>
+        </w:rPr>
+        <w:t>'\0'. The problem occurs if the pointer is invalid, for example if it is NULL, or if the program assumes there is a character to access without checking.</w:t>
+      </w:r>
+    </w:p>
+    <w:p>
+      <w:pPr>
+        <w:rPr>
+          <w:sz w:val="28"/>
+          <w:szCs w:val="28"/>
+        </w:rPr>
+      </w:pPr>
+      <w:r>
+        <w:rPr>
+          <w:sz w:val="28"/>
+          <w:szCs w:val="28"/>
+        </w:rPr>
+        <w:t>A pointer-based solution should </w:t>
+      </w:r>
+      <w:r>
+        <w:rPr>
+          <w:b/>
+          <w:bCs/>
+          <w:sz w:val="28"/>
+          <w:szCs w:val="28"/>
         </w:rPr>
         <w:t>check that the pointer is valid before dereferencing it</w:t>
       </w:r>
@@ -439,6 +467,7 @@
           <w:sz w:val="28"/>
           <w:szCs w:val="28"/>
         </w:rPr>
+        <w:lastRenderedPageBreak/>
         <w:t>then pressing Enter produces an empty string, so </w:t>
       </w:r>
       <w:proofErr w:type="gramStart"/>
@@ -470,7 +499,6 @@
           <w:sz w:val="28"/>
           <w:szCs w:val="28"/>
         </w:rPr>
-        <w:lastRenderedPageBreak/>
         <w:t>char *</w:t>
       </w:r>
       <w:proofErr w:type="spellStart"/>
@@ -1194,6 +1222,7 @@
           <w:sz w:val="28"/>
           <w:szCs w:val="28"/>
         </w:rPr>
+        <w:lastRenderedPageBreak/>
         <w:t>}</w:t>
       </w:r>
     </w:p>
@@ -1240,7 +1269,6 @@
           <w:sz w:val="28"/>
           <w:szCs w:val="28"/>
         </w:rPr>
-        <w:lastRenderedPageBreak/>
         <w:t>For this particular empty-input bug, </w:t>
       </w:r>
       <w:r>
